--- a/public/files/resume-narrative/resume-narrative.docx
+++ b/public/files/resume-narrative/resume-narrative.docx
@@ -4,7 +4,7 @@
   <w:body>
     <w:p>
       <w:pPr>
-        <w:spacing w:after="34" w:before="0" w:line="312" w:lineRule="auto"/>
+        <w:spacing w:after="26" w:before="0" w:line="312" w:lineRule="auto"/>
         <w:jc w:val="center"/>
       </w:pPr>
       <w:r>
@@ -19,7 +19,7 @@
     </w:p>
     <w:p>
       <w:pPr>
-        <w:spacing w:after="85" w:before="0" w:line="312" w:lineRule="auto"/>
+        <w:spacing w:after="66" w:before="0" w:line="312" w:lineRule="auto"/>
         <w:jc w:val="left"/>
         <w:pBdr>
           <w:bottom w:val="single" w:sz="14" w:space="2" w:color="24384F"/>
@@ -52,7 +52,7 @@
       </w:tblGrid>
       <w:tr>
         <w:trPr>
-          <w:trHeight w:val="361" w:hRule="atLeast"/>
+          <w:trHeight w:val="385" w:hRule="atLeast"/>
         </w:trPr>
         <w:tc>
           <w:tcPr>
@@ -229,6 +229,10 @@
               <w:bottom w:val="single" w:sz="6" w:space="0" w:color="C9D2DD"/>
               <w:right w:val="single" w:sz="6" w:space="0" w:color="C9D2DD"/>
             </w:tcBorders>
+            <w:tcMar>
+              <w:left w:w="0" w:type="dxa"/>
+              <w:right w:w="0" w:type="dxa"/>
+            </w:tcMar>
             <w:vAlign w:val="center"/>
           </w:tcPr>
           <w:p>
@@ -250,7 +254,7 @@
       </w:tr>
       <w:tr>
         <w:trPr>
-          <w:trHeight w:val="361" w:hRule="atLeast"/>
+          <w:trHeight w:val="385" w:hRule="atLeast"/>
         </w:trPr>
         <w:tc>
           <w:tcPr>
@@ -434,7 +438,7 @@
       </w:tr>
       <w:tr>
         <w:trPr>
-          <w:trHeight w:val="361" w:hRule="atLeast"/>
+          <w:trHeight w:val="385" w:hRule="atLeast"/>
         </w:trPr>
         <w:tc>
           <w:tcPr>
@@ -509,7 +513,7 @@
       </w:tr>
       <w:tr>
         <w:trPr>
-          <w:trHeight w:val="361" w:hRule="atLeast"/>
+          <w:trHeight w:val="385" w:hRule="atLeast"/>
         </w:trPr>
         <w:tc>
           <w:tcPr>
@@ -585,7 +589,7 @@
     </w:tbl>
     <w:p>
       <w:pPr>
-        <w:spacing w:after="34" w:before="0" w:line="312" w:lineRule="auto"/>
+        <w:spacing w:after="26" w:before="0" w:line="312" w:lineRule="auto"/>
         <w:jc w:val="left"/>
       </w:pPr>
       <w:r>
@@ -598,7 +602,7 @@
     </w:p>
     <w:p>
       <w:pPr>
-        <w:spacing w:after="34" w:before="68" w:line="312" w:lineRule="auto"/>
+        <w:spacing w:after="26" w:before="53" w:line="312" w:lineRule="auto"/>
         <w:jc w:val="left"/>
         <w:pBdr>
           <w:bottom w:val="single" w:sz="6" w:space="2" w:color="C9D2DD"/>
@@ -625,7 +629,7 @@
     </w:p>
     <w:p>
       <w:pPr>
-        <w:spacing w:after="34" w:before="0" w:line="312" w:lineRule="auto"/>
+        <w:spacing w:after="26" w:before="0" w:line="312" w:lineRule="auto"/>
         <w:jc w:val="left"/>
       </w:pPr>
       <w:r>
@@ -651,7 +655,7 @@
       </w:tblGrid>
       <w:tr>
         <w:trPr>
-          <w:trHeight w:val="1253" w:hRule="atLeast"/>
+          <w:trHeight w:val="972" w:hRule="atLeast"/>
         </w:trPr>
         <w:tc>
           <w:tcPr>
@@ -683,7 +687,7 @@
     </w:tbl>
     <w:p>
       <w:pPr>
-        <w:spacing w:after="34" w:before="0" w:line="312" w:lineRule="auto"/>
+        <w:spacing w:after="26" w:before="0" w:line="312" w:lineRule="auto"/>
         <w:jc w:val="left"/>
       </w:pPr>
       <w:r>
@@ -696,7 +700,7 @@
     </w:p>
     <w:p>
       <w:pPr>
-        <w:spacing w:after="34" w:before="68" w:line="312" w:lineRule="auto"/>
+        <w:spacing w:after="26" w:before="53" w:line="312" w:lineRule="auto"/>
         <w:jc w:val="left"/>
         <w:pBdr>
           <w:bottom w:val="single" w:sz="6" w:space="2" w:color="C9D2DD"/>
@@ -723,7 +727,7 @@
     </w:p>
     <w:p>
       <w:pPr>
-        <w:spacing w:after="34" w:before="0" w:line="312" w:lineRule="auto"/>
+        <w:spacing w:after="26" w:before="0" w:line="312" w:lineRule="auto"/>
         <w:jc w:val="left"/>
       </w:pPr>
       <w:r>
@@ -749,7 +753,7 @@
       </w:tblGrid>
       <w:tr>
         <w:trPr>
-          <w:trHeight w:val="1638" w:hRule="atLeast"/>
+          <w:trHeight w:val="1272" w:hRule="atLeast"/>
         </w:trPr>
         <w:tc>
           <w:tcPr>
@@ -781,7 +785,7 @@
     </w:tbl>
     <w:p>
       <w:pPr>
-        <w:spacing w:after="34" w:before="0" w:line="312" w:lineRule="auto"/>
+        <w:spacing w:after="26" w:before="0" w:line="312" w:lineRule="auto"/>
         <w:jc w:val="left"/>
       </w:pPr>
       <w:r>
@@ -794,7 +798,7 @@
     </w:p>
     <w:p>
       <w:pPr>
-        <w:spacing w:after="34" w:before="68" w:line="312" w:lineRule="auto"/>
+        <w:spacing w:after="26" w:before="53" w:line="312" w:lineRule="auto"/>
         <w:jc w:val="left"/>
         <w:pBdr>
           <w:bottom w:val="single" w:sz="6" w:space="2" w:color="C9D2DD"/>
@@ -821,7 +825,7 @@
     </w:p>
     <w:p>
       <w:pPr>
-        <w:spacing w:after="34" w:before="0" w:line="312" w:lineRule="auto"/>
+        <w:spacing w:after="26" w:before="0" w:line="312" w:lineRule="auto"/>
         <w:jc w:val="left"/>
       </w:pPr>
       <w:r>
@@ -847,7 +851,7 @@
       </w:tblGrid>
       <w:tr>
         <w:trPr>
-          <w:trHeight w:val="1253" w:hRule="atLeast"/>
+          <w:trHeight w:val="972" w:hRule="atLeast"/>
         </w:trPr>
         <w:tc>
           <w:tcPr>
@@ -879,7 +883,7 @@
     </w:tbl>
     <w:p>
       <w:pPr>
-        <w:spacing w:after="34" w:before="0" w:line="312" w:lineRule="auto"/>
+        <w:spacing w:after="26" w:before="0" w:line="312" w:lineRule="auto"/>
         <w:jc w:val="left"/>
       </w:pPr>
       <w:r>
@@ -892,7 +896,7 @@
     </w:p>
     <w:p>
       <w:pPr>
-        <w:spacing w:after="34" w:before="68" w:line="312" w:lineRule="auto"/>
+        <w:spacing w:after="26" w:before="53" w:line="312" w:lineRule="auto"/>
         <w:jc w:val="left"/>
         <w:pBdr>
           <w:bottom w:val="single" w:sz="6" w:space="2" w:color="C9D2DD"/>
@@ -919,7 +923,7 @@
     </w:p>
     <w:p>
       <w:pPr>
-        <w:spacing w:after="34" w:before="0" w:line="312" w:lineRule="auto"/>
+        <w:spacing w:after="26" w:before="0" w:line="312" w:lineRule="auto"/>
         <w:jc w:val="left"/>
       </w:pPr>
       <w:r>
@@ -945,7 +949,7 @@
       </w:tblGrid>
       <w:tr>
         <w:trPr>
-          <w:trHeight w:val="1445" w:hRule="atLeast"/>
+          <w:trHeight w:val="1122" w:hRule="atLeast"/>
         </w:trPr>
         <w:tc>
           <w:tcPr>
@@ -977,7 +981,7 @@
     </w:tbl>
     <w:p>
       <w:pPr>
-        <w:spacing w:after="34" w:before="0" w:line="312" w:lineRule="auto"/>
+        <w:spacing w:after="26" w:before="0" w:line="312" w:lineRule="auto"/>
         <w:jc w:val="left"/>
       </w:pPr>
       <w:r>
@@ -990,7 +994,7 @@
     </w:p>
     <w:p>
       <w:pPr>
-        <w:spacing w:after="68" w:before="0" w:line="312" w:lineRule="auto"/>
+        <w:spacing w:after="53" w:before="0" w:line="312" w:lineRule="auto"/>
         <w:jc w:val="center"/>
       </w:pPr>
       <w:r>
@@ -1004,7 +1008,7 @@
     </w:p>
     <w:p>
       <w:pPr>
-        <w:spacing w:after="68" w:before="68" w:line="312" w:lineRule="auto"/>
+        <w:spacing w:after="53" w:before="53" w:line="312" w:lineRule="auto"/>
         <w:jc w:val="center"/>
       </w:pPr>
       <w:r>
@@ -1018,7 +1022,7 @@
     </w:p>
     <w:p>
       <w:pPr>
-        <w:spacing w:after="68" w:before="0" w:line="312" w:lineRule="auto"/>
+        <w:spacing w:after="53" w:before="0" w:line="312" w:lineRule="auto"/>
         <w:jc w:val="right"/>
       </w:pPr>
       <w:r>
@@ -1032,7 +1036,7 @@
     </w:p>
     <w:p>
       <w:pPr>
-        <w:spacing w:after="0" w:before="51" w:line="312" w:lineRule="auto"/>
+        <w:spacing w:after="0" w:before="40" w:line="312" w:lineRule="auto"/>
         <w:jc w:val="left"/>
       </w:pPr>
       <w:r>

--- a/public/files/resume-narrative/resume-narrative.docx
+++ b/public/files/resume-narrative/resume-narrative.docx
@@ -4,7 +4,7 @@
   <w:body>
     <w:p>
       <w:pPr>
-        <w:spacing w:after="26" w:before="0" w:line="312" w:lineRule="auto"/>
+        <w:spacing w:after="34" w:before="0" w:line="312" w:lineRule="auto"/>
         <w:jc w:val="center"/>
       </w:pPr>
       <w:r>
@@ -19,7 +19,7 @@
     </w:p>
     <w:p>
       <w:pPr>
-        <w:spacing w:after="66" w:before="0" w:line="312" w:lineRule="auto"/>
+        <w:spacing w:after="85" w:before="0" w:line="312" w:lineRule="auto"/>
         <w:jc w:val="left"/>
         <w:pBdr>
           <w:bottom w:val="single" w:sz="14" w:space="2" w:color="24384F"/>
@@ -52,7 +52,7 @@
       </w:tblGrid>
       <w:tr>
         <w:trPr>
-          <w:trHeight w:val="385" w:hRule="atLeast"/>
+          <w:trHeight w:val="361" w:hRule="atLeast"/>
         </w:trPr>
         <w:tc>
           <w:tcPr>
@@ -229,10 +229,6 @@
               <w:bottom w:val="single" w:sz="6" w:space="0" w:color="C9D2DD"/>
               <w:right w:val="single" w:sz="6" w:space="0" w:color="C9D2DD"/>
             </w:tcBorders>
-            <w:tcMar>
-              <w:left w:w="0" w:type="dxa"/>
-              <w:right w:w="0" w:type="dxa"/>
-            </w:tcMar>
             <w:vAlign w:val="center"/>
           </w:tcPr>
           <w:p>
@@ -254,7 +250,7 @@
       </w:tr>
       <w:tr>
         <w:trPr>
-          <w:trHeight w:val="385" w:hRule="atLeast"/>
+          <w:trHeight w:val="361" w:hRule="atLeast"/>
         </w:trPr>
         <w:tc>
           <w:tcPr>
@@ -438,7 +434,7 @@
       </w:tr>
       <w:tr>
         <w:trPr>
-          <w:trHeight w:val="385" w:hRule="atLeast"/>
+          <w:trHeight w:val="361" w:hRule="atLeast"/>
         </w:trPr>
         <w:tc>
           <w:tcPr>
@@ -513,7 +509,7 @@
       </w:tr>
       <w:tr>
         <w:trPr>
-          <w:trHeight w:val="385" w:hRule="atLeast"/>
+          <w:trHeight w:val="361" w:hRule="atLeast"/>
         </w:trPr>
         <w:tc>
           <w:tcPr>
@@ -589,7 +585,7 @@
     </w:tbl>
     <w:p>
       <w:pPr>
-        <w:spacing w:after="26" w:before="0" w:line="312" w:lineRule="auto"/>
+        <w:spacing w:after="34" w:before="0" w:line="312" w:lineRule="auto"/>
         <w:jc w:val="left"/>
       </w:pPr>
       <w:r>
@@ -602,7 +598,7 @@
     </w:p>
     <w:p>
       <w:pPr>
-        <w:spacing w:after="26" w:before="53" w:line="312" w:lineRule="auto"/>
+        <w:spacing w:after="34" w:before="68" w:line="312" w:lineRule="auto"/>
         <w:jc w:val="left"/>
         <w:pBdr>
           <w:bottom w:val="single" w:sz="6" w:space="2" w:color="C9D2DD"/>
@@ -629,7 +625,7 @@
     </w:p>
     <w:p>
       <w:pPr>
-        <w:spacing w:after="26" w:before="0" w:line="312" w:lineRule="auto"/>
+        <w:spacing w:after="34" w:before="0" w:line="312" w:lineRule="auto"/>
         <w:jc w:val="left"/>
       </w:pPr>
       <w:r>
@@ -655,7 +651,7 @@
       </w:tblGrid>
       <w:tr>
         <w:trPr>
-          <w:trHeight w:val="972" w:hRule="atLeast"/>
+          <w:trHeight w:val="1253" w:hRule="atLeast"/>
         </w:trPr>
         <w:tc>
           <w:tcPr>
@@ -687,7 +683,7 @@
     </w:tbl>
     <w:p>
       <w:pPr>
-        <w:spacing w:after="26" w:before="0" w:line="312" w:lineRule="auto"/>
+        <w:spacing w:after="34" w:before="0" w:line="312" w:lineRule="auto"/>
         <w:jc w:val="left"/>
       </w:pPr>
       <w:r>
@@ -700,7 +696,7 @@
     </w:p>
     <w:p>
       <w:pPr>
-        <w:spacing w:after="26" w:before="53" w:line="312" w:lineRule="auto"/>
+        <w:spacing w:after="34" w:before="68" w:line="312" w:lineRule="auto"/>
         <w:jc w:val="left"/>
         <w:pBdr>
           <w:bottom w:val="single" w:sz="6" w:space="2" w:color="C9D2DD"/>
@@ -727,7 +723,7 @@
     </w:p>
     <w:p>
       <w:pPr>
-        <w:spacing w:after="26" w:before="0" w:line="312" w:lineRule="auto"/>
+        <w:spacing w:after="34" w:before="0" w:line="312" w:lineRule="auto"/>
         <w:jc w:val="left"/>
       </w:pPr>
       <w:r>
@@ -753,7 +749,7 @@
       </w:tblGrid>
       <w:tr>
         <w:trPr>
-          <w:trHeight w:val="1272" w:hRule="atLeast"/>
+          <w:trHeight w:val="1638" w:hRule="atLeast"/>
         </w:trPr>
         <w:tc>
           <w:tcPr>
@@ -785,7 +781,7 @@
     </w:tbl>
     <w:p>
       <w:pPr>
-        <w:spacing w:after="26" w:before="0" w:line="312" w:lineRule="auto"/>
+        <w:spacing w:after="34" w:before="0" w:line="312" w:lineRule="auto"/>
         <w:jc w:val="left"/>
       </w:pPr>
       <w:r>
@@ -798,7 +794,7 @@
     </w:p>
     <w:p>
       <w:pPr>
-        <w:spacing w:after="26" w:before="53" w:line="312" w:lineRule="auto"/>
+        <w:spacing w:after="34" w:before="68" w:line="312" w:lineRule="auto"/>
         <w:jc w:val="left"/>
         <w:pBdr>
           <w:bottom w:val="single" w:sz="6" w:space="2" w:color="C9D2DD"/>
@@ -825,7 +821,7 @@
     </w:p>
     <w:p>
       <w:pPr>
-        <w:spacing w:after="26" w:before="0" w:line="312" w:lineRule="auto"/>
+        <w:spacing w:after="34" w:before="0" w:line="312" w:lineRule="auto"/>
         <w:jc w:val="left"/>
       </w:pPr>
       <w:r>
@@ -851,7 +847,7 @@
       </w:tblGrid>
       <w:tr>
         <w:trPr>
-          <w:trHeight w:val="972" w:hRule="atLeast"/>
+          <w:trHeight w:val="1253" w:hRule="atLeast"/>
         </w:trPr>
         <w:tc>
           <w:tcPr>
@@ -883,7 +879,7 @@
     </w:tbl>
     <w:p>
       <w:pPr>
-        <w:spacing w:after="26" w:before="0" w:line="312" w:lineRule="auto"/>
+        <w:spacing w:after="34" w:before="0" w:line="312" w:lineRule="auto"/>
         <w:jc w:val="left"/>
       </w:pPr>
       <w:r>
@@ -896,7 +892,7 @@
     </w:p>
     <w:p>
       <w:pPr>
-        <w:spacing w:after="26" w:before="53" w:line="312" w:lineRule="auto"/>
+        <w:spacing w:after="34" w:before="68" w:line="312" w:lineRule="auto"/>
         <w:jc w:val="left"/>
         <w:pBdr>
           <w:bottom w:val="single" w:sz="6" w:space="2" w:color="C9D2DD"/>
@@ -923,7 +919,7 @@
     </w:p>
     <w:p>
       <w:pPr>
-        <w:spacing w:after="26" w:before="0" w:line="312" w:lineRule="auto"/>
+        <w:spacing w:after="34" w:before="0" w:line="312" w:lineRule="auto"/>
         <w:jc w:val="left"/>
       </w:pPr>
       <w:r>
@@ -949,7 +945,7 @@
       </w:tblGrid>
       <w:tr>
         <w:trPr>
-          <w:trHeight w:val="1122" w:hRule="atLeast"/>
+          <w:trHeight w:val="1445" w:hRule="atLeast"/>
         </w:trPr>
         <w:tc>
           <w:tcPr>
@@ -981,7 +977,7 @@
     </w:tbl>
     <w:p>
       <w:pPr>
-        <w:spacing w:after="26" w:before="0" w:line="312" w:lineRule="auto"/>
+        <w:spacing w:after="34" w:before="0" w:line="312" w:lineRule="auto"/>
         <w:jc w:val="left"/>
       </w:pPr>
       <w:r>
@@ -994,7 +990,7 @@
     </w:p>
     <w:p>
       <w:pPr>
-        <w:spacing w:after="53" w:before="0" w:line="312" w:lineRule="auto"/>
+        <w:spacing w:after="68" w:before="0" w:line="312" w:lineRule="auto"/>
         <w:jc w:val="center"/>
       </w:pPr>
       <w:r>
@@ -1008,7 +1004,7 @@
     </w:p>
     <w:p>
       <w:pPr>
-        <w:spacing w:after="53" w:before="53" w:line="312" w:lineRule="auto"/>
+        <w:spacing w:after="68" w:before="68" w:line="312" w:lineRule="auto"/>
         <w:jc w:val="center"/>
       </w:pPr>
       <w:r>
@@ -1022,7 +1018,7 @@
     </w:p>
     <w:p>
       <w:pPr>
-        <w:spacing w:after="53" w:before="0" w:line="312" w:lineRule="auto"/>
+        <w:spacing w:after="68" w:before="0" w:line="312" w:lineRule="auto"/>
         <w:jc w:val="right"/>
       </w:pPr>
       <w:r>
@@ -1036,7 +1032,7 @@
     </w:p>
     <w:p>
       <w:pPr>
-        <w:spacing w:after="0" w:before="40" w:line="312" w:lineRule="auto"/>
+        <w:spacing w:after="0" w:before="51" w:line="312" w:lineRule="auto"/>
         <w:jc w:val="left"/>
       </w:pPr>
       <w:r>

--- a/public/files/resume-narrative/resume-narrative.docx
+++ b/public/files/resume-narrative/resume-narrative.docx
@@ -52,7 +52,7 @@
       </w:tblGrid>
       <w:tr>
         <w:trPr>
-          <w:trHeight w:val="361" w:hRule="atLeast"/>
+          <w:trHeight w:val="385" w:hRule="atLeast"/>
         </w:trPr>
         <w:tc>
           <w:tcPr>
@@ -229,6 +229,10 @@
               <w:bottom w:val="single" w:sz="6" w:space="0" w:color="C9D2DD"/>
               <w:right w:val="single" w:sz="6" w:space="0" w:color="C9D2DD"/>
             </w:tcBorders>
+            <w:tcMar>
+              <w:left w:w="0" w:type="dxa"/>
+              <w:right w:w="0" w:type="dxa"/>
+            </w:tcMar>
             <w:vAlign w:val="center"/>
           </w:tcPr>
           <w:p>
@@ -250,7 +254,7 @@
       </w:tr>
       <w:tr>
         <w:trPr>
-          <w:trHeight w:val="361" w:hRule="atLeast"/>
+          <w:trHeight w:val="385" w:hRule="atLeast"/>
         </w:trPr>
         <w:tc>
           <w:tcPr>
@@ -434,7 +438,7 @@
       </w:tr>
       <w:tr>
         <w:trPr>
-          <w:trHeight w:val="361" w:hRule="atLeast"/>
+          <w:trHeight w:val="385" w:hRule="atLeast"/>
         </w:trPr>
         <w:tc>
           <w:tcPr>
@@ -509,7 +513,7 @@
       </w:tr>
       <w:tr>
         <w:trPr>
-          <w:trHeight w:val="361" w:hRule="atLeast"/>
+          <w:trHeight w:val="385" w:hRule="atLeast"/>
         </w:trPr>
         <w:tc>
           <w:tcPr>
